--- a/data/ai_paras/AI_para_4.docx
+++ b/data/ai_paras/AI_para_4.docx
@@ -4,7 +4,7 @@
   <w:body>
     <w:p>
       <w:r>
-        <w:t>Benchmarking plays a critical role in Apple's strategy for overcoming barriers in the global market by allowing the company to identify and integrate industry best practices. By systematically comparing its operations with those of industry leaders, Apple is able to enhance its supply chain management and reduce inefficiencies, particularly in perishable product logistics (Ref-f907260). This approach not only aids in refining logistical operations but also fosters innovation by adopting successful strategies observed in competing firms. Furthermore, Apple's strategic financial investments in R&amp;D and technology acquisitions complement its benchmarking efforts by strengthening its market position and mitigating barriers to entry (Ref-f907260). Through this dual approach, Apple effectively navigates the complexities of global market dynamics, ensuring its sustained competitiveness and adaptability in a rapidly evolving landscape.</w:t>
+        <w:t>In comparing Apple's strategic approach with that of major competitors such as Samsung and Google, several distinctions in strategy and execution emerge. Apple maintains a premium brand strategy, focusing on high-quality products and a seamless user experience, which sets it apart from Samsung's broader market strategy that targets various consumer segments through a diverse product lineup (Ref-f799073). Whereas Samsung often leverages cost leadership and technological innovation to capture market share, Apple's strategy emphasizes ecosystem integration and brand loyalty, creating a unique competitive advantage (Ref-f799073). Similarly, Google's focus on software and services, particularly through its Android platform, differs from Apple's hardware-centric approach coupled with a tightly integrated software ecosystem (Ref-f799073). By continually refining its product offerings and maintaining a cohesive brand image, Apple navigates competitive pressures effectively, ensuring sustained growth across diverse global markets (Ref-f799073).</w:t>
       </w:r>
     </w:p>
     <w:sectPr>
